--- a/CÔNG TY TNHH KHUÔN MẪU TRƯỜNG PHÁT/TruongPhat_ThayDoi_CSH_DDPL/HoSo2_MauSo10.docx
+++ b/CÔNG TY TNHH KHUÔN MẪU TRƯỜNG PHÁT/TruongPhat_ThayDoi_CSH_DDPL/HoSo2_MauSo10.docx
@@ -1408,7 +1408,7 @@
                 <w:sz w:val="26"/>
                 <w:szCs w:val="26"/>
               </w:rPr>
-              <w:t>28</w:t>
+              <w:t>8</w:t>
             </w:r>
             <w:r>
               <w:rPr>
@@ -1444,7 +1444,7 @@
                 <w:sz w:val="26"/>
                 <w:szCs w:val="26"/>
               </w:rPr>
-              <w:t>7</w:t>
+              <w:t>8</w:t>
             </w:r>
             <w:r>
               <w:rPr>

--- a/CÔNG TY TNHH KHUÔN MẪU TRƯỜNG PHÁT/TruongPhat_ThayDoi_CSH_DDPL/HoSo2_MauSo10.docx
+++ b/CÔNG TY TNHH KHUÔN MẪU TRƯỜNG PHÁT/TruongPhat_ThayDoi_CSH_DDPL/HoSo2_MauSo10.docx
@@ -1513,51 +1513,6 @@
               </w:rPr>
               <w:t>NGƯỜI ĐẠI DIỆN THEO PHÁP LUẬT</w:t>
             </w:r>
-            <w:r>
-              <w:rPr>
-                <w:rFonts w:ascii="Times New Roman" w:eastAsia="Calibri" w:hAnsi="Times New Roman" w:cs="Times New Roman"/>
-                <w:b/>
-                <w:bCs/>
-                <w:iCs/>
-                <w:sz w:val="26"/>
-                <w:szCs w:val="26"/>
-              </w:rPr>
-              <w:t>/</w:t>
-            </w:r>
-            <w:r>
-              <w:rPr>
-                <w:rFonts w:ascii="Times New Roman" w:eastAsia="Calibri" w:hAnsi="Times New Roman" w:cs="Times New Roman"/>
-                <w:b/>
-                <w:bCs/>
-                <w:iCs/>
-                <w:sz w:val="26"/>
-                <w:szCs w:val="26"/>
-              </w:rPr>
-              <w:br/>
-              <w:t>CHỦ TỊCH HỘI ĐỒNG THÀNH VIÊN/</w:t>
-            </w:r>
-            <w:r>
-              <w:rPr>
-                <w:rFonts w:ascii="Times New Roman" w:eastAsia="Calibri" w:hAnsi="Times New Roman" w:cs="Times New Roman"/>
-                <w:b/>
-                <w:bCs/>
-                <w:iCs/>
-                <w:sz w:val="26"/>
-                <w:szCs w:val="26"/>
-              </w:rPr>
-              <w:br/>
-              <w:t>CHỦ TỊCH HỘI ĐỒNG QUẢN TRỊ</w:t>
-            </w:r>
-            <w:r>
-              <w:rPr>
-                <w:rFonts w:ascii="Times New Roman" w:eastAsia="Calibri" w:hAnsi="Times New Roman" w:cs="Times New Roman"/>
-                <w:b/>
-                <w:iCs/>
-                <w:sz w:val="26"/>
-                <w:szCs w:val="26"/>
-              </w:rPr>
-              <w:t xml:space="preserve"> CỦA CÔNG TY</w:t>
-            </w:r>
           </w:p>
           <w:p>
             <w:pPr>
@@ -1663,11 +1618,12 @@
             </w:pPr>
             <w:r>
               <w:rPr>
-                <w:rFonts w:ascii="Times New Roman" w:eastAsia="Times New Roman" w:hAnsi="Times New Roman" w:cs="Times New Roman"/>
+                <w:rFonts w:ascii="Times New Roman" w:eastAsia="Times New Roman" w:hAnsi="Times New Roman"/>
                 <w:sz w:val="24"/>
                 <w:szCs w:val="24"/>
-              </w:rPr>
-              <w:t>LƯƠNG THỊ HỒNG HOA</w:t>
+                <w:lang w:val="vi-VN"/>
+              </w:rPr>
+              <w:t>LƯƠNG THỊ CẨM XUYẾN</w:t>
             </w:r>
           </w:p>
           <w:p>
